--- a/docs/docx/01_기획명세서/spec_benefit_campaign.docx
+++ b/docs/docx/01_기획명세서/spec_benefit_campaign.docx
@@ -3417,6 +3417,1657 @@
       </w:r>
       <w:r>
         <w:t xml:space="preserve">— CSV/Excel 파서가 업로드 직후 중복/비정상 계정을 빠르게 검증하여 실패 사유를 반환한다.</w:t>
+      </w:r>
+    </w:p>
+    <w:p>
+      <w:r>
+        <w:pict>
+          <v:rect style="width:0;height:1.5pt" o:hralign="center" o:hrstd="t" o:hr="t"/>
+        </w:pict>
+      </w:r>
+    </w:p>
+    <w:p>
+      <w:pPr>
+        <w:pStyle w:val="Heading2"/>
+      </w:pPr>
+      <w:bookmarkStart w:id="26" w:name="정상작동-시나리오"/>
+      <w:r>
+        <w:t xml:space="preserve">3. 정상작동 시나리오</w:t>
+      </w:r>
+      <w:bookmarkEnd w:id="26"/>
+    </w:p>
+    <w:p>
+      <w:pPr>
+        <w:pStyle w:val="Heading3"/>
+      </w:pPr>
+      <w:bookmarkStart w:id="27" w:name="시나리오-1-자동화-캠페인-생성"/>
+      <w:r>
+        <w:t xml:space="preserve">시나리오 1: 자동화 캠페인 생성</w:t>
+      </w:r>
+      <w:bookmarkEnd w:id="27"/>
+    </w:p>
+    <w:tbl>
+      <w:tblPr>
+        <w:tblStyle w:val="Table"/>
+        <w:jc w:val="center"/>
+        <w:tblLook w:firstRow="1"/>
+        <w:tblW w:w="5000" w:type="pct"/>
+      </w:tblPr>
+      <w:tblGrid/>
+      <w:tr>
+        <w:trPr>
+          <w:cnfStyle w:firstRow="1"/>
+          <w:tblHeader/>
+        </w:trPr>
+        <w:tc>
+          <w:tcPr>
+            <w:tcBorders>
+              <w:bottom w:val="single"/>
+            </w:tcBorders>
+            <w:vAlign w:val="bottom"/>
+            <w:tcBorders>
+              <w:top w:val="single" w:sz="6" w:space="0" w:color="2E75B6"/>
+              <w:bottom w:val="single" w:sz="6" w:space="0" w:color="2E75B6"/>
+              <w:left w:val="single" w:sz="4" w:space="0" w:color="BFBFBF"/>
+              <w:right w:val="single" w:sz="4" w:space="0" w:color="BFBFBF"/>
+            </w:tcBorders>
+            <w:shd w:fill="2E75B6" w:val="clear"/>
+            <w:tcMar>
+              <w:top w:w="50" w:type="dxa"/>
+              <w:bottom w:w="50" w:type="dxa"/>
+              <w:left w:w="100" w:type="dxa"/>
+              <w:right w:w="100" w:type="dxa"/>
+            </w:tcMar>
+          </w:tcPr>
+          <w:p>
+            <w:pPr>
+              <w:pStyle w:val="Compact"/>
+              <w:spacing w:before="20" w:after="20" w:line="280" w:lineRule="exact"/>
+              <w:jc w:val="left"/>
+            </w:pPr>
+            <w:r>
+              <w:rPr>
+                <w:rFonts w:ascii="Arial" w:hAnsi="Arial" w:eastAsia="맑은 고딕"/>
+                <w:b/>
+                <w:color w:val="FFFFFF"/>
+                <w:sz w:val="18"/>
+              </w:rPr>
+              <w:t xml:space="preserve">단계</w:t>
+            </w:r>
+          </w:p>
+        </w:tc>
+        <w:tc>
+          <w:tcPr>
+            <w:tcBorders>
+              <w:bottom w:val="single"/>
+            </w:tcBorders>
+            <w:vAlign w:val="bottom"/>
+            <w:tcBorders>
+              <w:top w:val="single" w:sz="6" w:space="0" w:color="2E75B6"/>
+              <w:bottom w:val="single" w:sz="6" w:space="0" w:color="2E75B6"/>
+              <w:left w:val="single" w:sz="4" w:space="0" w:color="BFBFBF"/>
+              <w:right w:val="single" w:sz="4" w:space="0" w:color="BFBFBF"/>
+            </w:tcBorders>
+            <w:shd w:fill="2E75B6" w:val="clear"/>
+            <w:tcMar>
+              <w:top w:w="50" w:type="dxa"/>
+              <w:bottom w:w="50" w:type="dxa"/>
+              <w:left w:w="100" w:type="dxa"/>
+              <w:right w:w="100" w:type="dxa"/>
+            </w:tcMar>
+          </w:tcPr>
+          <w:p>
+            <w:pPr>
+              <w:pStyle w:val="Compact"/>
+              <w:spacing w:before="20" w:after="20" w:line="280" w:lineRule="exact"/>
+              <w:jc w:val="left"/>
+            </w:pPr>
+            <w:r>
+              <w:rPr>
+                <w:rFonts w:ascii="Arial" w:hAnsi="Arial" w:eastAsia="맑은 고딕"/>
+                <w:b/>
+                <w:color w:val="FFFFFF"/>
+                <w:sz w:val="18"/>
+              </w:rPr>
+              <w:t xml:space="preserve">사용자 행동</w:t>
+            </w:r>
+          </w:p>
+        </w:tc>
+        <w:tc>
+          <w:tcPr>
+            <w:tcBorders>
+              <w:bottom w:val="single"/>
+            </w:tcBorders>
+            <w:vAlign w:val="bottom"/>
+            <w:tcBorders>
+              <w:top w:val="single" w:sz="6" w:space="0" w:color="2E75B6"/>
+              <w:bottom w:val="single" w:sz="6" w:space="0" w:color="2E75B6"/>
+              <w:left w:val="single" w:sz="4" w:space="0" w:color="BFBFBF"/>
+              <w:right w:val="single" w:sz="4" w:space="0" w:color="BFBFBF"/>
+            </w:tcBorders>
+            <w:shd w:fill="2E75B6" w:val="clear"/>
+            <w:tcMar>
+              <w:top w:w="50" w:type="dxa"/>
+              <w:bottom w:w="50" w:type="dxa"/>
+              <w:left w:w="100" w:type="dxa"/>
+              <w:right w:w="100" w:type="dxa"/>
+            </w:tcMar>
+          </w:tcPr>
+          <w:p>
+            <w:pPr>
+              <w:pStyle w:val="Compact"/>
+              <w:spacing w:before="20" w:after="20" w:line="280" w:lineRule="exact"/>
+              <w:jc w:val="left"/>
+            </w:pPr>
+            <w:r>
+              <w:rPr>
+                <w:rFonts w:ascii="Arial" w:hAnsi="Arial" w:eastAsia="맑은 고딕"/>
+                <w:b/>
+                <w:color w:val="FFFFFF"/>
+                <w:sz w:val="18"/>
+              </w:rPr>
+              <w:t xml:space="preserve">시스템 응답</w:t>
+            </w:r>
+          </w:p>
+        </w:tc>
+        <w:tc>
+          <w:tcPr>
+            <w:tcBorders>
+              <w:bottom w:val="single"/>
+            </w:tcBorders>
+            <w:vAlign w:val="bottom"/>
+            <w:tcBorders>
+              <w:top w:val="single" w:sz="6" w:space="0" w:color="2E75B6"/>
+              <w:bottom w:val="single" w:sz="6" w:space="0" w:color="2E75B6"/>
+              <w:left w:val="single" w:sz="4" w:space="0" w:color="BFBFBF"/>
+              <w:right w:val="single" w:sz="4" w:space="0" w:color="BFBFBF"/>
+            </w:tcBorders>
+            <w:shd w:fill="2E75B6" w:val="clear"/>
+            <w:tcMar>
+              <w:top w:w="50" w:type="dxa"/>
+              <w:bottom w:w="50" w:type="dxa"/>
+              <w:left w:w="100" w:type="dxa"/>
+              <w:right w:w="100" w:type="dxa"/>
+            </w:tcMar>
+          </w:tcPr>
+          <w:p>
+            <w:pPr>
+              <w:pStyle w:val="Compact"/>
+              <w:spacing w:before="20" w:after="20" w:line="280" w:lineRule="exact"/>
+              <w:jc w:val="left"/>
+            </w:pPr>
+            <w:r>
+              <w:rPr>
+                <w:rFonts w:ascii="Arial" w:hAnsi="Arial" w:eastAsia="맑은 고딕"/>
+                <w:b/>
+                <w:color w:val="FFFFFF"/>
+                <w:sz w:val="18"/>
+              </w:rPr>
+              <w:t xml:space="preserve">검증 포인트</w:t>
+            </w:r>
+          </w:p>
+        </w:tc>
+      </w:tr>
+      <w:tr>
+        <w:trPr/>
+        <w:tc>
+          <w:tcPr>
+            <w:tcBorders>
+              <w:top w:val="single" w:sz="4" w:space="0" w:color="BFBFBF"/>
+              <w:bottom w:val="single" w:sz="4" w:space="0" w:color="BFBFBF"/>
+              <w:left w:val="single" w:sz="4" w:space="0" w:color="BFBFBF"/>
+              <w:right w:val="single" w:sz="4" w:space="0" w:color="BFBFBF"/>
+            </w:tcBorders>
+            <w:tcMar>
+              <w:top w:w="50" w:type="dxa"/>
+              <w:bottom w:w="50" w:type="dxa"/>
+              <w:left w:w="100" w:type="dxa"/>
+              <w:right w:w="100" w:type="dxa"/>
+            </w:tcMar>
+          </w:tcPr>
+          <w:p>
+            <w:pPr>
+              <w:pStyle w:val="Compact"/>
+              <w:spacing w:before="20" w:after="20" w:line="280" w:lineRule="exact"/>
+              <w:jc w:val="left"/>
+            </w:pPr>
+            <w:r>
+              <w:rPr>
+                <w:rFonts w:ascii="Arial" w:hAnsi="Arial" w:eastAsia="맑은 고딕"/>
+                <w:color w:val="333333"/>
+                <w:sz w:val="18"/>
+              </w:rPr>
+              <w:t xml:space="preserve">1</w:t>
+            </w:r>
+          </w:p>
+        </w:tc>
+        <w:tc>
+          <w:tcPr>
+            <w:tcBorders>
+              <w:top w:val="single" w:sz="4" w:space="0" w:color="BFBFBF"/>
+              <w:bottom w:val="single" w:sz="4" w:space="0" w:color="BFBFBF"/>
+              <w:left w:val="single" w:sz="4" w:space="0" w:color="BFBFBF"/>
+              <w:right w:val="single" w:sz="4" w:space="0" w:color="BFBFBF"/>
+            </w:tcBorders>
+            <w:tcMar>
+              <w:top w:w="50" w:type="dxa"/>
+              <w:bottom w:w="50" w:type="dxa"/>
+              <w:left w:w="100" w:type="dxa"/>
+              <w:right w:w="100" w:type="dxa"/>
+            </w:tcMar>
+          </w:tcPr>
+          <w:p>
+            <w:pPr>
+              <w:pStyle w:val="Compact"/>
+              <w:spacing w:before="20" w:after="20" w:line="280" w:lineRule="exact"/>
+              <w:jc w:val="left"/>
+            </w:pPr>
+            <w:r>
+              <w:rPr>
+                <w:rFonts w:ascii="Arial" w:hAnsi="Arial" w:eastAsia="맑은 고딕"/>
+                <w:color w:val="333333"/>
+                <w:sz w:val="18"/>
+              </w:rPr>
+              <w:t xml:space="preserve">캠페인 목록 → [캠페인 등록]</w:t>
+            </w:r>
+          </w:p>
+        </w:tc>
+        <w:tc>
+          <w:tcPr>
+            <w:tcBorders>
+              <w:top w:val="single" w:sz="4" w:space="0" w:color="BFBFBF"/>
+              <w:bottom w:val="single" w:sz="4" w:space="0" w:color="BFBFBF"/>
+              <w:left w:val="single" w:sz="4" w:space="0" w:color="BFBFBF"/>
+              <w:right w:val="single" w:sz="4" w:space="0" w:color="BFBFBF"/>
+            </w:tcBorders>
+            <w:tcMar>
+              <w:top w:w="50" w:type="dxa"/>
+              <w:bottom w:w="50" w:type="dxa"/>
+              <w:left w:w="100" w:type="dxa"/>
+              <w:right w:w="100" w:type="dxa"/>
+            </w:tcMar>
+          </w:tcPr>
+          <w:p>
+            <w:pPr>
+              <w:pStyle w:val="Compact"/>
+              <w:spacing w:before="20" w:after="20" w:line="280" w:lineRule="exact"/>
+              <w:jc w:val="left"/>
+            </w:pPr>
+            <w:r>
+              <w:rPr>
+                <w:rFonts w:ascii="Arial" w:hAnsi="Arial" w:eastAsia="맑은 고딕"/>
+                <w:color w:val="333333"/>
+                <w:sz w:val="18"/>
+              </w:rPr>
+              <w:t xml:space="preserve">생성 폼 렌더링</w:t>
+            </w:r>
+          </w:p>
+        </w:tc>
+        <w:tc>
+          <w:tcPr>
+            <w:tcBorders>
+              <w:top w:val="single" w:sz="4" w:space="0" w:color="BFBFBF"/>
+              <w:bottom w:val="single" w:sz="4" w:space="0" w:color="BFBFBF"/>
+              <w:left w:val="single" w:sz="4" w:space="0" w:color="BFBFBF"/>
+              <w:right w:val="single" w:sz="4" w:space="0" w:color="BFBFBF"/>
+            </w:tcBorders>
+            <w:tcMar>
+              <w:top w:w="50" w:type="dxa"/>
+              <w:bottom w:w="50" w:type="dxa"/>
+              <w:left w:w="100" w:type="dxa"/>
+              <w:right w:w="100" w:type="dxa"/>
+            </w:tcMar>
+          </w:tcPr>
+          <w:p>
+            <w:pPr>
+              <w:pStyle w:val="Compact"/>
+              <w:spacing w:before="20" w:after="20" w:line="280" w:lineRule="exact"/>
+              <w:jc w:val="left"/>
+            </w:pPr>
+            <w:r>
+              <w:rPr>
+                <w:rFonts w:ascii="Arial" w:hAnsi="Arial" w:eastAsia="맑은 고딕"/>
+                <w:color w:val="333333"/>
+                <w:sz w:val="18"/>
+              </w:rPr>
+              <w:t xml:space="preserve">트리거/혜택/대상 설정</w:t>
+            </w:r>
+          </w:p>
+        </w:tc>
+      </w:tr>
+      <w:tr>
+        <w:trPr/>
+        <w:tc>
+          <w:tcPr>
+            <w:tcBorders>
+              <w:top w:val="single" w:sz="4" w:space="0" w:color="BFBFBF"/>
+              <w:bottom w:val="single" w:sz="4" w:space="0" w:color="BFBFBF"/>
+              <w:left w:val="single" w:sz="4" w:space="0" w:color="BFBFBF"/>
+              <w:right w:val="single" w:sz="4" w:space="0" w:color="BFBFBF"/>
+            </w:tcBorders>
+            <w:shd w:fill="F2F7FB" w:val="clear"/>
+            <w:tcMar>
+              <w:top w:w="50" w:type="dxa"/>
+              <w:bottom w:w="50" w:type="dxa"/>
+              <w:left w:w="100" w:type="dxa"/>
+              <w:right w:w="100" w:type="dxa"/>
+            </w:tcMar>
+          </w:tcPr>
+          <w:p>
+            <w:pPr>
+              <w:pStyle w:val="Compact"/>
+              <w:spacing w:before="20" w:after="20" w:line="280" w:lineRule="exact"/>
+              <w:jc w:val="left"/>
+            </w:pPr>
+            <w:r>
+              <w:rPr>
+                <w:rFonts w:ascii="Arial" w:hAnsi="Arial" w:eastAsia="맑은 고딕"/>
+                <w:color w:val="333333"/>
+                <w:sz w:val="18"/>
+              </w:rPr>
+              <w:t xml:space="preserve">2</w:t>
+            </w:r>
+          </w:p>
+        </w:tc>
+        <w:tc>
+          <w:tcPr>
+            <w:tcBorders>
+              <w:top w:val="single" w:sz="4" w:space="0" w:color="BFBFBF"/>
+              <w:bottom w:val="single" w:sz="4" w:space="0" w:color="BFBFBF"/>
+              <w:left w:val="single" w:sz="4" w:space="0" w:color="BFBFBF"/>
+              <w:right w:val="single" w:sz="4" w:space="0" w:color="BFBFBF"/>
+            </w:tcBorders>
+            <w:shd w:fill="F2F7FB" w:val="clear"/>
+            <w:tcMar>
+              <w:top w:w="50" w:type="dxa"/>
+              <w:bottom w:w="50" w:type="dxa"/>
+              <w:left w:w="100" w:type="dxa"/>
+              <w:right w:w="100" w:type="dxa"/>
+            </w:tcMar>
+          </w:tcPr>
+          <w:p>
+            <w:pPr>
+              <w:pStyle w:val="Compact"/>
+              <w:spacing w:before="20" w:after="20" w:line="280" w:lineRule="exact"/>
+              <w:jc w:val="left"/>
+            </w:pPr>
+            <w:r>
+              <w:rPr>
+                <w:rFonts w:ascii="Arial" w:hAnsi="Arial" w:eastAsia="맑은 고딕"/>
+                <w:color w:val="333333"/>
+                <w:sz w:val="18"/>
+              </w:rPr>
+              <w:t xml:space="preserve">트리거:</w:t>
+            </w:r>
+            <w:r>
+              <w:rPr>
+                <w:rFonts w:ascii="Arial" w:hAnsi="Arial" w:eastAsia="맑은 고딕"/>
+                <w:color w:val="333333"/>
+                <w:sz w:val="18"/>
+              </w:rPr>
+              <w:t xml:space="preserve"> </w:t>
+            </w:r>
+            <w:r>
+              <w:rPr>
+                <w:rFonts w:ascii="Arial" w:hAnsi="Arial" w:eastAsia="맑은 고딕"/>
+                <w:color w:val="333333"/>
+                <w:sz w:val="18"/>
+              </w:rPr>
+              <w:t xml:space="preserve">“</w:t>
+            </w:r>
+            <w:r>
+              <w:rPr>
+                <w:rFonts w:ascii="Arial" w:hAnsi="Arial" w:eastAsia="맑은 고딕"/>
+                <w:color w:val="333333"/>
+                <w:sz w:val="18"/>
+              </w:rPr>
+              <w:t xml:space="preserve">회원가입 완료</w:t>
+            </w:r>
+            <w:r>
+              <w:rPr>
+                <w:rFonts w:ascii="Arial" w:hAnsi="Arial" w:eastAsia="맑은 고딕"/>
+                <w:color w:val="333333"/>
+                <w:sz w:val="18"/>
+              </w:rPr>
+              <w:t xml:space="preserve">”</w:t>
+            </w:r>
+            <w:r>
+              <w:rPr>
+                <w:rFonts w:ascii="Arial" w:hAnsi="Arial" w:eastAsia="맑은 고딕"/>
+                <w:color w:val="333333"/>
+                <w:sz w:val="18"/>
+              </w:rPr>
+              <w:t xml:space="preserve"> </w:t>
+            </w:r>
+            <w:r>
+              <w:rPr>
+                <w:rFonts w:ascii="Arial" w:hAnsi="Arial" w:eastAsia="맑은 고딕"/>
+                <w:color w:val="333333"/>
+                <w:sz w:val="18"/>
+              </w:rPr>
+              <w:t xml:space="preserve">선택</w:t>
+            </w:r>
+          </w:p>
+        </w:tc>
+        <w:tc>
+          <w:tcPr>
+            <w:tcBorders>
+              <w:top w:val="single" w:sz="4" w:space="0" w:color="BFBFBF"/>
+              <w:bottom w:val="single" w:sz="4" w:space="0" w:color="BFBFBF"/>
+              <w:left w:val="single" w:sz="4" w:space="0" w:color="BFBFBF"/>
+              <w:right w:val="single" w:sz="4" w:space="0" w:color="BFBFBF"/>
+            </w:tcBorders>
+            <w:shd w:fill="F2F7FB" w:val="clear"/>
+            <w:tcMar>
+              <w:top w:w="50" w:type="dxa"/>
+              <w:bottom w:w="50" w:type="dxa"/>
+              <w:left w:w="100" w:type="dxa"/>
+              <w:right w:w="100" w:type="dxa"/>
+            </w:tcMar>
+          </w:tcPr>
+          <w:p>
+            <w:pPr>
+              <w:pStyle w:val="Compact"/>
+              <w:spacing w:before="20" w:after="20" w:line="280" w:lineRule="exact"/>
+              <w:jc w:val="left"/>
+            </w:pPr>
+            <w:r>
+              <w:rPr>
+                <w:rFonts w:ascii="Arial" w:hAnsi="Arial" w:eastAsia="맑은 고딕"/>
+                <w:color w:val="333333"/>
+                <w:sz w:val="18"/>
+              </w:rPr>
+              <w:t xml:space="preserve">트리거 조건 설정 폼</w:t>
+            </w:r>
+          </w:p>
+        </w:tc>
+        <w:tc>
+          <w:tcPr>
+            <w:tcBorders>
+              <w:top w:val="single" w:sz="4" w:space="0" w:color="BFBFBF"/>
+              <w:bottom w:val="single" w:sz="4" w:space="0" w:color="BFBFBF"/>
+              <w:left w:val="single" w:sz="4" w:space="0" w:color="BFBFBF"/>
+              <w:right w:val="single" w:sz="4" w:space="0" w:color="BFBFBF"/>
+            </w:tcBorders>
+            <w:shd w:fill="F2F7FB" w:val="clear"/>
+            <w:tcMar>
+              <w:top w:w="50" w:type="dxa"/>
+              <w:bottom w:w="50" w:type="dxa"/>
+              <w:left w:w="100" w:type="dxa"/>
+              <w:right w:w="100" w:type="dxa"/>
+            </w:tcMar>
+          </w:tcPr>
+          <w:p>
+            <w:pPr>
+              <w:pStyle w:val="Compact"/>
+              <w:spacing w:before="20" w:after="20" w:line="280" w:lineRule="exact"/>
+              <w:jc w:val="left"/>
+            </w:pPr>
+            <w:r>
+              <w:rPr>
+                <w:rFonts w:ascii="Arial" w:hAnsi="Arial" w:eastAsia="맑은 고딕"/>
+                <w:color w:val="333333"/>
+                <w:sz w:val="18"/>
+              </w:rPr>
+              <w:t xml:space="preserve">트리거 유형별 옵션</w:t>
+            </w:r>
+          </w:p>
+        </w:tc>
+      </w:tr>
+      <w:tr>
+        <w:trPr/>
+        <w:tc>
+          <w:tcPr>
+            <w:tcBorders>
+              <w:top w:val="single" w:sz="4" w:space="0" w:color="BFBFBF"/>
+              <w:bottom w:val="single" w:sz="4" w:space="0" w:color="BFBFBF"/>
+              <w:left w:val="single" w:sz="4" w:space="0" w:color="BFBFBF"/>
+              <w:right w:val="single" w:sz="4" w:space="0" w:color="BFBFBF"/>
+            </w:tcBorders>
+            <w:tcMar>
+              <w:top w:w="50" w:type="dxa"/>
+              <w:bottom w:w="50" w:type="dxa"/>
+              <w:left w:w="100" w:type="dxa"/>
+              <w:right w:w="100" w:type="dxa"/>
+            </w:tcMar>
+          </w:tcPr>
+          <w:p>
+            <w:pPr>
+              <w:pStyle w:val="Compact"/>
+              <w:spacing w:before="20" w:after="20" w:line="280" w:lineRule="exact"/>
+              <w:jc w:val="left"/>
+            </w:pPr>
+            <w:r>
+              <w:rPr>
+                <w:rFonts w:ascii="Arial" w:hAnsi="Arial" w:eastAsia="맑은 고딕"/>
+                <w:color w:val="333333"/>
+                <w:sz w:val="18"/>
+              </w:rPr>
+              <w:t xml:space="preserve">3</w:t>
+            </w:r>
+          </w:p>
+        </w:tc>
+        <w:tc>
+          <w:tcPr>
+            <w:tcBorders>
+              <w:top w:val="single" w:sz="4" w:space="0" w:color="BFBFBF"/>
+              <w:bottom w:val="single" w:sz="4" w:space="0" w:color="BFBFBF"/>
+              <w:left w:val="single" w:sz="4" w:space="0" w:color="BFBFBF"/>
+              <w:right w:val="single" w:sz="4" w:space="0" w:color="BFBFBF"/>
+            </w:tcBorders>
+            <w:tcMar>
+              <w:top w:w="50" w:type="dxa"/>
+              <w:bottom w:w="50" w:type="dxa"/>
+              <w:left w:w="100" w:type="dxa"/>
+              <w:right w:w="100" w:type="dxa"/>
+            </w:tcMar>
+          </w:tcPr>
+          <w:p>
+            <w:pPr>
+              <w:pStyle w:val="Compact"/>
+              <w:spacing w:before="20" w:after="20" w:line="280" w:lineRule="exact"/>
+              <w:jc w:val="left"/>
+            </w:pPr>
+            <w:r>
+              <w:rPr>
+                <w:rFonts w:ascii="Arial" w:hAnsi="Arial" w:eastAsia="맑은 고딕"/>
+                <w:color w:val="333333"/>
+                <w:sz w:val="18"/>
+              </w:rPr>
+              <w:t xml:space="preserve">혜택:</w:t>
+            </w:r>
+            <w:r>
+              <w:rPr>
+                <w:rFonts w:ascii="Arial" w:hAnsi="Arial" w:eastAsia="맑은 고딕"/>
+                <w:color w:val="333333"/>
+                <w:sz w:val="18"/>
+              </w:rPr>
+              <w:t xml:space="preserve"> </w:t>
+            </w:r>
+            <w:r>
+              <w:rPr>
+                <w:rFonts w:ascii="Arial" w:hAnsi="Arial" w:eastAsia="맑은 고딕"/>
+                <w:color w:val="333333"/>
+                <w:sz w:val="18"/>
+              </w:rPr>
+              <w:t xml:space="preserve">“</w:t>
+            </w:r>
+            <w:r>
+              <w:rPr>
+                <w:rFonts w:ascii="Arial" w:hAnsi="Arial" w:eastAsia="맑은 고딕"/>
+                <w:color w:val="333333"/>
+                <w:sz w:val="18"/>
+              </w:rPr>
+              <w:t xml:space="preserve">쿠폰 자동 발급</w:t>
+            </w:r>
+            <w:r>
+              <w:rPr>
+                <w:rFonts w:ascii="Arial" w:hAnsi="Arial" w:eastAsia="맑은 고딕"/>
+                <w:color w:val="333333"/>
+                <w:sz w:val="18"/>
+              </w:rPr>
+              <w:t xml:space="preserve">”</w:t>
+            </w:r>
+            <w:r>
+              <w:rPr>
+                <w:rFonts w:ascii="Arial" w:hAnsi="Arial" w:eastAsia="맑은 고딕"/>
+                <w:color w:val="333333"/>
+                <w:sz w:val="18"/>
+              </w:rPr>
+              <w:t xml:space="preserve"> </w:t>
+            </w:r>
+            <w:r>
+              <w:rPr>
+                <w:rFonts w:ascii="Arial" w:hAnsi="Arial" w:eastAsia="맑은 고딕"/>
+                <w:color w:val="333333"/>
+                <w:sz w:val="18"/>
+              </w:rPr>
+              <w:t xml:space="preserve">+ 쿠폰 선택</w:t>
+            </w:r>
+          </w:p>
+        </w:tc>
+        <w:tc>
+          <w:tcPr>
+            <w:tcBorders>
+              <w:top w:val="single" w:sz="4" w:space="0" w:color="BFBFBF"/>
+              <w:bottom w:val="single" w:sz="4" w:space="0" w:color="BFBFBF"/>
+              <w:left w:val="single" w:sz="4" w:space="0" w:color="BFBFBF"/>
+              <w:right w:val="single" w:sz="4" w:space="0" w:color="BFBFBF"/>
+            </w:tcBorders>
+            <w:tcMar>
+              <w:top w:w="50" w:type="dxa"/>
+              <w:bottom w:w="50" w:type="dxa"/>
+              <w:left w:w="100" w:type="dxa"/>
+              <w:right w:w="100" w:type="dxa"/>
+            </w:tcMar>
+          </w:tcPr>
+          <w:p>
+            <w:pPr>
+              <w:pStyle w:val="Compact"/>
+              <w:spacing w:before="20" w:after="20" w:line="280" w:lineRule="exact"/>
+              <w:jc w:val="left"/>
+            </w:pPr>
+            <w:r>
+              <w:rPr>
+                <w:rFonts w:ascii="Arial" w:hAnsi="Arial" w:eastAsia="맑은 고딕"/>
+                <w:color w:val="333333"/>
+                <w:sz w:val="18"/>
+              </w:rPr>
+              <w:t xml:space="preserve">활성 쿠폰 검색 모달</w:t>
+            </w:r>
+          </w:p>
+        </w:tc>
+        <w:tc>
+          <w:tcPr>
+            <w:tcBorders>
+              <w:top w:val="single" w:sz="4" w:space="0" w:color="BFBFBF"/>
+              <w:bottom w:val="single" w:sz="4" w:space="0" w:color="BFBFBF"/>
+              <w:left w:val="single" w:sz="4" w:space="0" w:color="BFBFBF"/>
+              <w:right w:val="single" w:sz="4" w:space="0" w:color="BFBFBF"/>
+            </w:tcBorders>
+            <w:tcMar>
+              <w:top w:w="50" w:type="dxa"/>
+              <w:bottom w:w="50" w:type="dxa"/>
+              <w:left w:w="100" w:type="dxa"/>
+              <w:right w:w="100" w:type="dxa"/>
+            </w:tcMar>
+          </w:tcPr>
+          <w:p>
+            <w:pPr>
+              <w:pStyle w:val="Compact"/>
+              <w:spacing w:before="20" w:after="20" w:line="280" w:lineRule="exact"/>
+              <w:jc w:val="left"/>
+            </w:pPr>
+            <w:r>
+              <w:rPr>
+                <w:rFonts w:ascii="Arial" w:hAnsi="Arial" w:eastAsia="맑은 고딕"/>
+                <w:color w:val="333333"/>
+                <w:sz w:val="18"/>
+              </w:rPr>
+              <w:t xml:space="preserve">쿠폰 1개 이상 선택</w:t>
+            </w:r>
+          </w:p>
+        </w:tc>
+      </w:tr>
+      <w:tr>
+        <w:trPr/>
+        <w:tc>
+          <w:tcPr>
+            <w:tcBorders>
+              <w:top w:val="single" w:sz="4" w:space="0" w:color="BFBFBF"/>
+              <w:bottom w:val="single" w:sz="4" w:space="0" w:color="BFBFBF"/>
+              <w:left w:val="single" w:sz="4" w:space="0" w:color="BFBFBF"/>
+              <w:right w:val="single" w:sz="4" w:space="0" w:color="BFBFBF"/>
+            </w:tcBorders>
+            <w:shd w:fill="F2F7FB" w:val="clear"/>
+            <w:tcMar>
+              <w:top w:w="50" w:type="dxa"/>
+              <w:bottom w:w="50" w:type="dxa"/>
+              <w:left w:w="100" w:type="dxa"/>
+              <w:right w:w="100" w:type="dxa"/>
+            </w:tcMar>
+          </w:tcPr>
+          <w:p>
+            <w:pPr>
+              <w:pStyle w:val="Compact"/>
+              <w:spacing w:before="20" w:after="20" w:line="280" w:lineRule="exact"/>
+              <w:jc w:val="left"/>
+            </w:pPr>
+            <w:r>
+              <w:rPr>
+                <w:rFonts w:ascii="Arial" w:hAnsi="Arial" w:eastAsia="맑은 고딕"/>
+                <w:color w:val="333333"/>
+                <w:sz w:val="18"/>
+              </w:rPr>
+              <w:t xml:space="preserve">4</w:t>
+            </w:r>
+          </w:p>
+        </w:tc>
+        <w:tc>
+          <w:tcPr>
+            <w:tcBorders>
+              <w:top w:val="single" w:sz="4" w:space="0" w:color="BFBFBF"/>
+              <w:bottom w:val="single" w:sz="4" w:space="0" w:color="BFBFBF"/>
+              <w:left w:val="single" w:sz="4" w:space="0" w:color="BFBFBF"/>
+              <w:right w:val="single" w:sz="4" w:space="0" w:color="BFBFBF"/>
+            </w:tcBorders>
+            <w:shd w:fill="F2F7FB" w:val="clear"/>
+            <w:tcMar>
+              <w:top w:w="50" w:type="dxa"/>
+              <w:bottom w:w="50" w:type="dxa"/>
+              <w:left w:w="100" w:type="dxa"/>
+              <w:right w:w="100" w:type="dxa"/>
+            </w:tcMar>
+          </w:tcPr>
+          <w:p>
+            <w:pPr>
+              <w:pStyle w:val="Compact"/>
+              <w:spacing w:before="20" w:after="20" w:line="280" w:lineRule="exact"/>
+              <w:jc w:val="left"/>
+            </w:pPr>
+            <w:r>
+              <w:rPr>
+                <w:rFonts w:ascii="Arial" w:hAnsi="Arial" w:eastAsia="맑은 고딕"/>
+                <w:color w:val="333333"/>
+                <w:sz w:val="18"/>
+              </w:rPr>
+              <w:t xml:space="preserve">배포 지연:</w:t>
+            </w:r>
+            <w:r>
+              <w:rPr>
+                <w:rFonts w:ascii="Arial" w:hAnsi="Arial" w:eastAsia="맑은 고딕"/>
+                <w:color w:val="333333"/>
+                <w:sz w:val="18"/>
+              </w:rPr>
+              <w:t xml:space="preserve"> </w:t>
+            </w:r>
+            <w:r>
+              <w:rPr>
+                <w:rFonts w:ascii="Arial" w:hAnsi="Arial" w:eastAsia="맑은 고딕"/>
+                <w:color w:val="333333"/>
+                <w:sz w:val="18"/>
+              </w:rPr>
+              <w:t xml:space="preserve">“</w:t>
+            </w:r>
+            <w:r>
+              <w:rPr>
+                <w:rFonts w:ascii="Arial" w:hAnsi="Arial" w:eastAsia="맑은 고딕"/>
+                <w:color w:val="333333"/>
+                <w:sz w:val="18"/>
+              </w:rPr>
+              <w:t xml:space="preserve">즉시</w:t>
+            </w:r>
+            <w:r>
+              <w:rPr>
+                <w:rFonts w:ascii="Arial" w:hAnsi="Arial" w:eastAsia="맑은 고딕"/>
+                <w:color w:val="333333"/>
+                <w:sz w:val="18"/>
+              </w:rPr>
+              <w:t xml:space="preserve">”</w:t>
+            </w:r>
+            <w:r>
+              <w:rPr>
+                <w:rFonts w:ascii="Arial" w:hAnsi="Arial" w:eastAsia="맑은 고딕"/>
+                <w:color w:val="333333"/>
+                <w:sz w:val="18"/>
+              </w:rPr>
+              <w:t xml:space="preserve"> </w:t>
+            </w:r>
+            <w:r>
+              <w:rPr>
+                <w:rFonts w:ascii="Arial" w:hAnsi="Arial" w:eastAsia="맑은 고딕"/>
+                <w:color w:val="333333"/>
+                <w:sz w:val="18"/>
+              </w:rPr>
+              <w:t xml:space="preserve">선택</w:t>
+            </w:r>
+          </w:p>
+        </w:tc>
+        <w:tc>
+          <w:tcPr>
+            <w:tcBorders>
+              <w:top w:val="single" w:sz="4" w:space="0" w:color="BFBFBF"/>
+              <w:bottom w:val="single" w:sz="4" w:space="0" w:color="BFBFBF"/>
+              <w:left w:val="single" w:sz="4" w:space="0" w:color="BFBFBF"/>
+              <w:right w:val="single" w:sz="4" w:space="0" w:color="BFBFBF"/>
+            </w:tcBorders>
+            <w:shd w:fill="F2F7FB" w:val="clear"/>
+            <w:tcMar>
+              <w:top w:w="50" w:type="dxa"/>
+              <w:bottom w:w="50" w:type="dxa"/>
+              <w:left w:w="100" w:type="dxa"/>
+              <w:right w:w="100" w:type="dxa"/>
+            </w:tcMar>
+          </w:tcPr>
+          <w:p>
+            <w:pPr>
+              <w:pStyle w:val="Compact"/>
+              <w:spacing w:before="20" w:after="20" w:line="280" w:lineRule="exact"/>
+              <w:jc w:val="left"/>
+            </w:pPr>
+            <w:r>
+              <w:rPr>
+                <w:rFonts w:ascii="Arial" w:hAnsi="Arial" w:eastAsia="맑은 고딕"/>
+                <w:color w:val="333333"/>
+                <w:sz w:val="18"/>
+              </w:rPr>
+              <w:t xml:space="preserve">지연 시간 입력 비활성화</w:t>
+            </w:r>
+          </w:p>
+        </w:tc>
+        <w:tc>
+          <w:tcPr>
+            <w:tcBorders>
+              <w:top w:val="single" w:sz="4" w:space="0" w:color="BFBFBF"/>
+              <w:bottom w:val="single" w:sz="4" w:space="0" w:color="BFBFBF"/>
+              <w:left w:val="single" w:sz="4" w:space="0" w:color="BFBFBF"/>
+              <w:right w:val="single" w:sz="4" w:space="0" w:color="BFBFBF"/>
+            </w:tcBorders>
+            <w:shd w:fill="F2F7FB" w:val="clear"/>
+            <w:tcMar>
+              <w:top w:w="50" w:type="dxa"/>
+              <w:bottom w:w="50" w:type="dxa"/>
+              <w:left w:w="100" w:type="dxa"/>
+              <w:right w:w="100" w:type="dxa"/>
+            </w:tcMar>
+          </w:tcPr>
+          <w:p>
+            <w:pPr>
+              <w:pStyle w:val="Compact"/>
+              <w:spacing w:before="20" w:after="20" w:line="280" w:lineRule="exact"/>
+              <w:jc w:val="left"/>
+            </w:pPr>
+            <w:r>
+              <w:rPr>
+                <w:rFonts w:ascii="Arial" w:hAnsi="Arial" w:eastAsia="맑은 고딕"/>
+                <w:color w:val="333333"/>
+                <w:sz w:val="18"/>
+              </w:rPr>
+              <w:t xml:space="preserve">0 = 즉시</w:t>
+            </w:r>
+          </w:p>
+        </w:tc>
+      </w:tr>
+      <w:tr>
+        <w:trPr/>
+        <w:tc>
+          <w:tcPr>
+            <w:tcBorders>
+              <w:top w:val="single" w:sz="4" w:space="0" w:color="BFBFBF"/>
+              <w:bottom w:val="single" w:sz="4" w:space="0" w:color="BFBFBF"/>
+              <w:left w:val="single" w:sz="4" w:space="0" w:color="BFBFBF"/>
+              <w:right w:val="single" w:sz="4" w:space="0" w:color="BFBFBF"/>
+            </w:tcBorders>
+            <w:tcMar>
+              <w:top w:w="50" w:type="dxa"/>
+              <w:bottom w:w="50" w:type="dxa"/>
+              <w:left w:w="100" w:type="dxa"/>
+              <w:right w:w="100" w:type="dxa"/>
+            </w:tcMar>
+          </w:tcPr>
+          <w:p>
+            <w:pPr>
+              <w:pStyle w:val="Compact"/>
+              <w:spacing w:before="20" w:after="20" w:line="280" w:lineRule="exact"/>
+              <w:jc w:val="left"/>
+            </w:pPr>
+            <w:r>
+              <w:rPr>
+                <w:rFonts w:ascii="Arial" w:hAnsi="Arial" w:eastAsia="맑은 고딕"/>
+                <w:color w:val="333333"/>
+                <w:sz w:val="18"/>
+              </w:rPr>
+              <w:t xml:space="preserve">5</w:t>
+            </w:r>
+          </w:p>
+        </w:tc>
+        <w:tc>
+          <w:tcPr>
+            <w:tcBorders>
+              <w:top w:val="single" w:sz="4" w:space="0" w:color="BFBFBF"/>
+              <w:bottom w:val="single" w:sz="4" w:space="0" w:color="BFBFBF"/>
+              <w:left w:val="single" w:sz="4" w:space="0" w:color="BFBFBF"/>
+              <w:right w:val="single" w:sz="4" w:space="0" w:color="BFBFBF"/>
+            </w:tcBorders>
+            <w:tcMar>
+              <w:top w:w="50" w:type="dxa"/>
+              <w:bottom w:w="50" w:type="dxa"/>
+              <w:left w:w="100" w:type="dxa"/>
+              <w:right w:w="100" w:type="dxa"/>
+            </w:tcMar>
+          </w:tcPr>
+          <w:p>
+            <w:pPr>
+              <w:pStyle w:val="Compact"/>
+              <w:spacing w:before="20" w:after="20" w:line="280" w:lineRule="exact"/>
+              <w:jc w:val="left"/>
+            </w:pPr>
+            <w:r>
+              <w:rPr>
+                <w:rFonts w:ascii="Arial" w:hAnsi="Arial" w:eastAsia="맑은 고딕"/>
+                <w:color w:val="333333"/>
+                <w:sz w:val="18"/>
+              </w:rPr>
+              <w:t xml:space="preserve">[저장] → 활성화</w:t>
+            </w:r>
+          </w:p>
+        </w:tc>
+        <w:tc>
+          <w:tcPr>
+            <w:tcBorders>
+              <w:top w:val="single" w:sz="4" w:space="0" w:color="BFBFBF"/>
+              <w:bottom w:val="single" w:sz="4" w:space="0" w:color="BFBFBF"/>
+              <w:left w:val="single" w:sz="4" w:space="0" w:color="BFBFBF"/>
+              <w:right w:val="single" w:sz="4" w:space="0" w:color="BFBFBF"/>
+            </w:tcBorders>
+            <w:tcMar>
+              <w:top w:w="50" w:type="dxa"/>
+              <w:bottom w:w="50" w:type="dxa"/>
+              <w:left w:w="100" w:type="dxa"/>
+              <w:right w:w="100" w:type="dxa"/>
+            </w:tcMar>
+          </w:tcPr>
+          <w:p>
+            <w:pPr>
+              <w:pStyle w:val="Compact"/>
+              <w:spacing w:before="20" w:after="20" w:line="280" w:lineRule="exact"/>
+              <w:jc w:val="left"/>
+            </w:pPr>
+            <w:r>
+              <w:rPr>
+                <w:rStyle w:val="VerbatimChar"/>
+                <w:rFonts w:ascii="Arial" w:hAnsi="Arial" w:eastAsia="맑은 고딕"/>
+                <w:color w:val="333333"/>
+                <w:sz w:val="18"/>
+              </w:rPr>
+              <w:t xml:space="preserve">POST /api/campaigns</w:t>
+            </w:r>
+            <w:r>
+              <w:rPr>
+                <w:rFonts w:ascii="Arial" w:hAnsi="Arial" w:eastAsia="맑은 고딕"/>
+                <w:color w:val="333333"/>
+                <w:sz w:val="18"/>
+              </w:rPr>
+              <w:t xml:space="preserve"> </w:t>
+            </w:r>
+            <w:r>
+              <w:rPr>
+                <w:rFonts w:ascii="Arial" w:hAnsi="Arial" w:eastAsia="맑은 고딕"/>
+                <w:color w:val="333333"/>
+                <w:sz w:val="18"/>
+              </w:rPr>
+              <w:t xml:space="preserve">→ active 상태</w:t>
+            </w:r>
+          </w:p>
+        </w:tc>
+        <w:tc>
+          <w:tcPr>
+            <w:tcBorders>
+              <w:top w:val="single" w:sz="4" w:space="0" w:color="BFBFBF"/>
+              <w:bottom w:val="single" w:sz="4" w:space="0" w:color="BFBFBF"/>
+              <w:left w:val="single" w:sz="4" w:space="0" w:color="BFBFBF"/>
+              <w:right w:val="single" w:sz="4" w:space="0" w:color="BFBFBF"/>
+            </w:tcBorders>
+            <w:tcMar>
+              <w:top w:w="50" w:type="dxa"/>
+              <w:bottom w:w="50" w:type="dxa"/>
+              <w:left w:w="100" w:type="dxa"/>
+              <w:right w:w="100" w:type="dxa"/>
+            </w:tcMar>
+          </w:tcPr>
+          <w:p>
+            <w:pPr>
+              <w:pStyle w:val="Compact"/>
+              <w:spacing w:before="20" w:after="20" w:line="280" w:lineRule="exact"/>
+              <w:jc w:val="left"/>
+            </w:pPr>
+            <w:r>
+              <w:rPr>
+                <w:rFonts w:ascii="Arial" w:hAnsi="Arial" w:eastAsia="맑은 고딕"/>
+                <w:color w:val="333333"/>
+                <w:sz w:val="18"/>
+              </w:rPr>
+              <w:t xml:space="preserve">트리거 리스너 등록</w:t>
+            </w:r>
+          </w:p>
+        </w:tc>
+      </w:tr>
+      <w:tr>
+        <w:trPr/>
+        <w:tc>
+          <w:tcPr>
+            <w:tcBorders>
+              <w:top w:val="single" w:sz="4" w:space="0" w:color="BFBFBF"/>
+              <w:bottom w:val="single" w:sz="4" w:space="0" w:color="BFBFBF"/>
+              <w:left w:val="single" w:sz="4" w:space="0" w:color="BFBFBF"/>
+              <w:right w:val="single" w:sz="4" w:space="0" w:color="BFBFBF"/>
+            </w:tcBorders>
+            <w:shd w:fill="F2F7FB" w:val="clear"/>
+            <w:tcMar>
+              <w:top w:w="50" w:type="dxa"/>
+              <w:bottom w:w="50" w:type="dxa"/>
+              <w:left w:w="100" w:type="dxa"/>
+              <w:right w:w="100" w:type="dxa"/>
+            </w:tcMar>
+          </w:tcPr>
+          <w:p>
+            <w:pPr>
+              <w:pStyle w:val="Compact"/>
+              <w:spacing w:before="20" w:after="20" w:line="280" w:lineRule="exact"/>
+              <w:jc w:val="left"/>
+            </w:pPr>
+            <w:r>
+              <w:rPr>
+                <w:rFonts w:ascii="Arial" w:hAnsi="Arial" w:eastAsia="맑은 고딕"/>
+                <w:color w:val="333333"/>
+                <w:sz w:val="18"/>
+              </w:rPr>
+              <w:t xml:space="preserve">6</w:t>
+            </w:r>
+          </w:p>
+        </w:tc>
+        <w:tc>
+          <w:tcPr>
+            <w:tcBorders>
+              <w:top w:val="single" w:sz="4" w:space="0" w:color="BFBFBF"/>
+              <w:bottom w:val="single" w:sz="4" w:space="0" w:color="BFBFBF"/>
+              <w:left w:val="single" w:sz="4" w:space="0" w:color="BFBFBF"/>
+              <w:right w:val="single" w:sz="4" w:space="0" w:color="BFBFBF"/>
+            </w:tcBorders>
+            <w:shd w:fill="F2F7FB" w:val="clear"/>
+            <w:tcMar>
+              <w:top w:w="50" w:type="dxa"/>
+              <w:bottom w:w="50" w:type="dxa"/>
+              <w:left w:w="100" w:type="dxa"/>
+              <w:right w:w="100" w:type="dxa"/>
+            </w:tcMar>
+          </w:tcPr>
+          <w:p>
+            <w:pPr>
+              <w:pStyle w:val="Compact"/>
+              <w:spacing w:before="20" w:after="20" w:line="280" w:lineRule="exact"/>
+              <w:jc w:val="left"/>
+            </w:pPr>
+            <w:r>
+              <w:rPr>
+                <w:rFonts w:ascii="Arial" w:hAnsi="Arial" w:eastAsia="맑은 고딕"/>
+                <w:color w:val="333333"/>
+                <w:sz w:val="18"/>
+              </w:rPr>
+              <w:t xml:space="preserve">신규 회원 가입 시</w:t>
+            </w:r>
+          </w:p>
+        </w:tc>
+        <w:tc>
+          <w:tcPr>
+            <w:tcBorders>
+              <w:top w:val="single" w:sz="4" w:space="0" w:color="BFBFBF"/>
+              <w:bottom w:val="single" w:sz="4" w:space="0" w:color="BFBFBF"/>
+              <w:left w:val="single" w:sz="4" w:space="0" w:color="BFBFBF"/>
+              <w:right w:val="single" w:sz="4" w:space="0" w:color="BFBFBF"/>
+            </w:tcBorders>
+            <w:shd w:fill="F2F7FB" w:val="clear"/>
+            <w:tcMar>
+              <w:top w:w="50" w:type="dxa"/>
+              <w:bottom w:w="50" w:type="dxa"/>
+              <w:left w:w="100" w:type="dxa"/>
+              <w:right w:w="100" w:type="dxa"/>
+            </w:tcMar>
+          </w:tcPr>
+          <w:p>
+            <w:pPr>
+              <w:pStyle w:val="Compact"/>
+              <w:spacing w:before="20" w:after="20" w:line="280" w:lineRule="exact"/>
+              <w:jc w:val="left"/>
+            </w:pPr>
+            <w:r>
+              <w:rPr>
+                <w:rFonts w:ascii="Arial" w:hAnsi="Arial" w:eastAsia="맑은 고딕"/>
+                <w:color w:val="333333"/>
+                <w:sz w:val="18"/>
+              </w:rPr>
+              <w:t xml:space="preserve">자동으로 쿠폰 발급</w:t>
+            </w:r>
+          </w:p>
+        </w:tc>
+        <w:tc>
+          <w:tcPr>
+            <w:tcBorders>
+              <w:top w:val="single" w:sz="4" w:space="0" w:color="BFBFBF"/>
+              <w:bottom w:val="single" w:sz="4" w:space="0" w:color="BFBFBF"/>
+              <w:left w:val="single" w:sz="4" w:space="0" w:color="BFBFBF"/>
+              <w:right w:val="single" w:sz="4" w:space="0" w:color="BFBFBF"/>
+            </w:tcBorders>
+            <w:shd w:fill="F2F7FB" w:val="clear"/>
+            <w:tcMar>
+              <w:top w:w="50" w:type="dxa"/>
+              <w:bottom w:w="50" w:type="dxa"/>
+              <w:left w:w="100" w:type="dxa"/>
+              <w:right w:w="100" w:type="dxa"/>
+            </w:tcMar>
+          </w:tcPr>
+          <w:p>
+            <w:pPr>
+              <w:pStyle w:val="Compact"/>
+              <w:spacing w:before="20" w:after="20" w:line="280" w:lineRule="exact"/>
+              <w:jc w:val="left"/>
+            </w:pPr>
+            <w:r>
+              <w:rPr>
+                <w:rFonts w:ascii="Arial" w:hAnsi="Arial" w:eastAsia="맑은 고딕"/>
+                <w:color w:val="333333"/>
+                <w:sz w:val="18"/>
+              </w:rPr>
+              <w:t xml:space="preserve">이벤트 기반 실행 확인</w:t>
+            </w:r>
+          </w:p>
+        </w:tc>
+      </w:tr>
+    </w:tbl>
+    <w:p>
+      <w:pPr>
+        <w:pStyle w:val="Heading3"/>
+      </w:pPr>
+      <w:bookmarkStart w:id="28" w:name="시나리오-2-캠페인-통계-확인"/>
+      <w:r>
+        <w:t xml:space="preserve">시나리오 2: 캠페인 통계 확인</w:t>
+      </w:r>
+      <w:bookmarkEnd w:id="28"/>
+    </w:p>
+    <w:tbl>
+      <w:tblPr>
+        <w:tblStyle w:val="Table"/>
+        <w:jc w:val="center"/>
+        <w:tblLook w:firstRow="1"/>
+        <w:tblW w:w="5000" w:type="pct"/>
+      </w:tblPr>
+      <w:tblGrid/>
+      <w:tr>
+        <w:trPr>
+          <w:cnfStyle w:firstRow="1"/>
+          <w:tblHeader/>
+        </w:trPr>
+        <w:tc>
+          <w:tcPr>
+            <w:tcBorders>
+              <w:bottom w:val="single"/>
+            </w:tcBorders>
+            <w:vAlign w:val="bottom"/>
+            <w:tcBorders>
+              <w:top w:val="single" w:sz="6" w:space="0" w:color="2E75B6"/>
+              <w:bottom w:val="single" w:sz="6" w:space="0" w:color="2E75B6"/>
+              <w:left w:val="single" w:sz="4" w:space="0" w:color="BFBFBF"/>
+              <w:right w:val="single" w:sz="4" w:space="0" w:color="BFBFBF"/>
+            </w:tcBorders>
+            <w:shd w:fill="2E75B6" w:val="clear"/>
+            <w:tcMar>
+              <w:top w:w="50" w:type="dxa"/>
+              <w:bottom w:w="50" w:type="dxa"/>
+              <w:left w:w="100" w:type="dxa"/>
+              <w:right w:w="100" w:type="dxa"/>
+            </w:tcMar>
+          </w:tcPr>
+          <w:p>
+            <w:pPr>
+              <w:pStyle w:val="Compact"/>
+              <w:spacing w:before="20" w:after="20" w:line="280" w:lineRule="exact"/>
+              <w:jc w:val="left"/>
+            </w:pPr>
+            <w:r>
+              <w:rPr>
+                <w:rFonts w:ascii="Arial" w:hAnsi="Arial" w:eastAsia="맑은 고딕"/>
+                <w:b/>
+                <w:color w:val="FFFFFF"/>
+                <w:sz w:val="18"/>
+              </w:rPr>
+              <w:t xml:space="preserve">단계</w:t>
+            </w:r>
+          </w:p>
+        </w:tc>
+        <w:tc>
+          <w:tcPr>
+            <w:tcBorders>
+              <w:bottom w:val="single"/>
+            </w:tcBorders>
+            <w:vAlign w:val="bottom"/>
+            <w:tcBorders>
+              <w:top w:val="single" w:sz="6" w:space="0" w:color="2E75B6"/>
+              <w:bottom w:val="single" w:sz="6" w:space="0" w:color="2E75B6"/>
+              <w:left w:val="single" w:sz="4" w:space="0" w:color="BFBFBF"/>
+              <w:right w:val="single" w:sz="4" w:space="0" w:color="BFBFBF"/>
+            </w:tcBorders>
+            <w:shd w:fill="2E75B6" w:val="clear"/>
+            <w:tcMar>
+              <w:top w:w="50" w:type="dxa"/>
+              <w:bottom w:w="50" w:type="dxa"/>
+              <w:left w:w="100" w:type="dxa"/>
+              <w:right w:w="100" w:type="dxa"/>
+            </w:tcMar>
+          </w:tcPr>
+          <w:p>
+            <w:pPr>
+              <w:pStyle w:val="Compact"/>
+              <w:spacing w:before="20" w:after="20" w:line="280" w:lineRule="exact"/>
+              <w:jc w:val="left"/>
+            </w:pPr>
+            <w:r>
+              <w:rPr>
+                <w:rFonts w:ascii="Arial" w:hAnsi="Arial" w:eastAsia="맑은 고딕"/>
+                <w:b/>
+                <w:color w:val="FFFFFF"/>
+                <w:sz w:val="18"/>
+              </w:rPr>
+              <w:t xml:space="preserve">사용자 행동</w:t>
+            </w:r>
+          </w:p>
+        </w:tc>
+        <w:tc>
+          <w:tcPr>
+            <w:tcBorders>
+              <w:bottom w:val="single"/>
+            </w:tcBorders>
+            <w:vAlign w:val="bottom"/>
+            <w:tcBorders>
+              <w:top w:val="single" w:sz="6" w:space="0" w:color="2E75B6"/>
+              <w:bottom w:val="single" w:sz="6" w:space="0" w:color="2E75B6"/>
+              <w:left w:val="single" w:sz="4" w:space="0" w:color="BFBFBF"/>
+              <w:right w:val="single" w:sz="4" w:space="0" w:color="BFBFBF"/>
+            </w:tcBorders>
+            <w:shd w:fill="2E75B6" w:val="clear"/>
+            <w:tcMar>
+              <w:top w:w="50" w:type="dxa"/>
+              <w:bottom w:w="50" w:type="dxa"/>
+              <w:left w:w="100" w:type="dxa"/>
+              <w:right w:w="100" w:type="dxa"/>
+            </w:tcMar>
+          </w:tcPr>
+          <w:p>
+            <w:pPr>
+              <w:pStyle w:val="Compact"/>
+              <w:spacing w:before="20" w:after="20" w:line="280" w:lineRule="exact"/>
+              <w:jc w:val="left"/>
+            </w:pPr>
+            <w:r>
+              <w:rPr>
+                <w:rFonts w:ascii="Arial" w:hAnsi="Arial" w:eastAsia="맑은 고딕"/>
+                <w:b/>
+                <w:color w:val="FFFFFF"/>
+                <w:sz w:val="18"/>
+              </w:rPr>
+              <w:t xml:space="preserve">시스템 응답</w:t>
+            </w:r>
+          </w:p>
+        </w:tc>
+        <w:tc>
+          <w:tcPr>
+            <w:tcBorders>
+              <w:bottom w:val="single"/>
+            </w:tcBorders>
+            <w:vAlign w:val="bottom"/>
+            <w:tcBorders>
+              <w:top w:val="single" w:sz="6" w:space="0" w:color="2E75B6"/>
+              <w:bottom w:val="single" w:sz="6" w:space="0" w:color="2E75B6"/>
+              <w:left w:val="single" w:sz="4" w:space="0" w:color="BFBFBF"/>
+              <w:right w:val="single" w:sz="4" w:space="0" w:color="BFBFBF"/>
+            </w:tcBorders>
+            <w:shd w:fill="2E75B6" w:val="clear"/>
+            <w:tcMar>
+              <w:top w:w="50" w:type="dxa"/>
+              <w:bottom w:w="50" w:type="dxa"/>
+              <w:left w:w="100" w:type="dxa"/>
+              <w:right w:w="100" w:type="dxa"/>
+            </w:tcMar>
+          </w:tcPr>
+          <w:p>
+            <w:pPr>
+              <w:pStyle w:val="Compact"/>
+              <w:spacing w:before="20" w:after="20" w:line="280" w:lineRule="exact"/>
+              <w:jc w:val="left"/>
+            </w:pPr>
+            <w:r>
+              <w:rPr>
+                <w:rFonts w:ascii="Arial" w:hAnsi="Arial" w:eastAsia="맑은 고딕"/>
+                <w:b/>
+                <w:color w:val="FFFFFF"/>
+                <w:sz w:val="18"/>
+              </w:rPr>
+              <w:t xml:space="preserve">검증 포인트</w:t>
+            </w:r>
+          </w:p>
+        </w:tc>
+      </w:tr>
+      <w:tr>
+        <w:trPr/>
+        <w:tc>
+          <w:tcPr>
+            <w:tcBorders>
+              <w:top w:val="single" w:sz="4" w:space="0" w:color="BFBFBF"/>
+              <w:bottom w:val="single" w:sz="4" w:space="0" w:color="BFBFBF"/>
+              <w:left w:val="single" w:sz="4" w:space="0" w:color="BFBFBF"/>
+              <w:right w:val="single" w:sz="4" w:space="0" w:color="BFBFBF"/>
+            </w:tcBorders>
+            <w:tcMar>
+              <w:top w:w="50" w:type="dxa"/>
+              <w:bottom w:w="50" w:type="dxa"/>
+              <w:left w:w="100" w:type="dxa"/>
+              <w:right w:w="100" w:type="dxa"/>
+            </w:tcMar>
+          </w:tcPr>
+          <w:p>
+            <w:pPr>
+              <w:pStyle w:val="Compact"/>
+              <w:spacing w:before="20" w:after="20" w:line="280" w:lineRule="exact"/>
+              <w:jc w:val="left"/>
+            </w:pPr>
+            <w:r>
+              <w:rPr>
+                <w:rFonts w:ascii="Arial" w:hAnsi="Arial" w:eastAsia="맑은 고딕"/>
+                <w:color w:val="333333"/>
+                <w:sz w:val="18"/>
+              </w:rPr>
+              <w:t xml:space="preserve">1</w:t>
+            </w:r>
+          </w:p>
+        </w:tc>
+        <w:tc>
+          <w:tcPr>
+            <w:tcBorders>
+              <w:top w:val="single" w:sz="4" w:space="0" w:color="BFBFBF"/>
+              <w:bottom w:val="single" w:sz="4" w:space="0" w:color="BFBFBF"/>
+              <w:left w:val="single" w:sz="4" w:space="0" w:color="BFBFBF"/>
+              <w:right w:val="single" w:sz="4" w:space="0" w:color="BFBFBF"/>
+            </w:tcBorders>
+            <w:tcMar>
+              <w:top w:w="50" w:type="dxa"/>
+              <w:bottom w:w="50" w:type="dxa"/>
+              <w:left w:w="100" w:type="dxa"/>
+              <w:right w:w="100" w:type="dxa"/>
+            </w:tcMar>
+          </w:tcPr>
+          <w:p>
+            <w:pPr>
+              <w:pStyle w:val="Compact"/>
+              <w:spacing w:before="20" w:after="20" w:line="280" w:lineRule="exact"/>
+              <w:jc w:val="left"/>
+            </w:pPr>
+            <w:r>
+              <w:rPr>
+                <w:rFonts w:ascii="Arial" w:hAnsi="Arial" w:eastAsia="맑은 고딕"/>
+                <w:color w:val="333333"/>
+                <w:sz w:val="18"/>
+              </w:rPr>
+              <w:t xml:space="preserve">캠페인 상세 → 통계 탭</w:t>
+            </w:r>
+          </w:p>
+        </w:tc>
+        <w:tc>
+          <w:tcPr>
+            <w:tcBorders>
+              <w:top w:val="single" w:sz="4" w:space="0" w:color="BFBFBF"/>
+              <w:bottom w:val="single" w:sz="4" w:space="0" w:color="BFBFBF"/>
+              <w:left w:val="single" w:sz="4" w:space="0" w:color="BFBFBF"/>
+              <w:right w:val="single" w:sz="4" w:space="0" w:color="BFBFBF"/>
+            </w:tcBorders>
+            <w:tcMar>
+              <w:top w:w="50" w:type="dxa"/>
+              <w:bottom w:w="50" w:type="dxa"/>
+              <w:left w:w="100" w:type="dxa"/>
+              <w:right w:w="100" w:type="dxa"/>
+            </w:tcMar>
+          </w:tcPr>
+          <w:p>
+            <w:pPr>
+              <w:pStyle w:val="Compact"/>
+              <w:spacing w:before="20" w:after="20" w:line="280" w:lineRule="exact"/>
+              <w:jc w:val="left"/>
+            </w:pPr>
+            <w:r>
+              <w:rPr>
+                <w:rFonts w:ascii="Arial" w:hAnsi="Arial" w:eastAsia="맑은 고딕"/>
+                <w:color w:val="333333"/>
+                <w:sz w:val="18"/>
+              </w:rPr>
+              <w:t xml:space="preserve">발동 횟수, 성공/실패 건수, 혜택 지급 현황</w:t>
+            </w:r>
+          </w:p>
+        </w:tc>
+        <w:tc>
+          <w:tcPr>
+            <w:tcBorders>
+              <w:top w:val="single" w:sz="4" w:space="0" w:color="BFBFBF"/>
+              <w:bottom w:val="single" w:sz="4" w:space="0" w:color="BFBFBF"/>
+              <w:left w:val="single" w:sz="4" w:space="0" w:color="BFBFBF"/>
+              <w:right w:val="single" w:sz="4" w:space="0" w:color="BFBFBF"/>
+            </w:tcBorders>
+            <w:tcMar>
+              <w:top w:w="50" w:type="dxa"/>
+              <w:bottom w:w="50" w:type="dxa"/>
+              <w:left w:w="100" w:type="dxa"/>
+              <w:right w:w="100" w:type="dxa"/>
+            </w:tcMar>
+          </w:tcPr>
+          <w:p>
+            <w:pPr>
+              <w:pStyle w:val="Compact"/>
+              <w:spacing w:before="20" w:after="20" w:line="280" w:lineRule="exact"/>
+              <w:jc w:val="left"/>
+            </w:pPr>
+            <w:r>
+              <w:rPr>
+                <w:rFonts w:ascii="Arial" w:hAnsi="Arial" w:eastAsia="맑은 고딕"/>
+                <w:color w:val="333333"/>
+                <w:sz w:val="18"/>
+              </w:rPr>
+              <w:t xml:space="preserve">기간별 차트</w:t>
+            </w:r>
+          </w:p>
+        </w:tc>
+      </w:tr>
+      <w:tr>
+        <w:trPr/>
+        <w:tc>
+          <w:tcPr>
+            <w:tcBorders>
+              <w:top w:val="single" w:sz="4" w:space="0" w:color="BFBFBF"/>
+              <w:bottom w:val="single" w:sz="4" w:space="0" w:color="BFBFBF"/>
+              <w:left w:val="single" w:sz="4" w:space="0" w:color="BFBFBF"/>
+              <w:right w:val="single" w:sz="4" w:space="0" w:color="BFBFBF"/>
+            </w:tcBorders>
+            <w:shd w:fill="F2F7FB" w:val="clear"/>
+            <w:tcMar>
+              <w:top w:w="50" w:type="dxa"/>
+              <w:bottom w:w="50" w:type="dxa"/>
+              <w:left w:w="100" w:type="dxa"/>
+              <w:right w:w="100" w:type="dxa"/>
+            </w:tcMar>
+          </w:tcPr>
+          <w:p>
+            <w:pPr>
+              <w:pStyle w:val="Compact"/>
+              <w:spacing w:before="20" w:after="20" w:line="280" w:lineRule="exact"/>
+              <w:jc w:val="left"/>
+            </w:pPr>
+            <w:r>
+              <w:rPr>
+                <w:rFonts w:ascii="Arial" w:hAnsi="Arial" w:eastAsia="맑은 고딕"/>
+                <w:color w:val="333333"/>
+                <w:sz w:val="18"/>
+              </w:rPr>
+              <w:t xml:space="preserve">2</w:t>
+            </w:r>
+          </w:p>
+        </w:tc>
+        <w:tc>
+          <w:tcPr>
+            <w:tcBorders>
+              <w:top w:val="single" w:sz="4" w:space="0" w:color="BFBFBF"/>
+              <w:bottom w:val="single" w:sz="4" w:space="0" w:color="BFBFBF"/>
+              <w:left w:val="single" w:sz="4" w:space="0" w:color="BFBFBF"/>
+              <w:right w:val="single" w:sz="4" w:space="0" w:color="BFBFBF"/>
+            </w:tcBorders>
+            <w:shd w:fill="F2F7FB" w:val="clear"/>
+            <w:tcMar>
+              <w:top w:w="50" w:type="dxa"/>
+              <w:bottom w:w="50" w:type="dxa"/>
+              <w:left w:w="100" w:type="dxa"/>
+              <w:right w:w="100" w:type="dxa"/>
+            </w:tcMar>
+          </w:tcPr>
+          <w:p>
+            <w:pPr>
+              <w:pStyle w:val="Compact"/>
+              <w:spacing w:before="20" w:after="20" w:line="280" w:lineRule="exact"/>
+              <w:jc w:val="left"/>
+            </w:pPr>
+            <w:r>
+              <w:rPr>
+                <w:rFonts w:ascii="Arial" w:hAnsi="Arial" w:eastAsia="맑은 고딕"/>
+                <w:color w:val="333333"/>
+                <w:sz w:val="18"/>
+              </w:rPr>
+              <w:t xml:space="preserve">기간 필터 변경</w:t>
+            </w:r>
+          </w:p>
+        </w:tc>
+        <w:tc>
+          <w:tcPr>
+            <w:tcBorders>
+              <w:top w:val="single" w:sz="4" w:space="0" w:color="BFBFBF"/>
+              <w:bottom w:val="single" w:sz="4" w:space="0" w:color="BFBFBF"/>
+              <w:left w:val="single" w:sz="4" w:space="0" w:color="BFBFBF"/>
+              <w:right w:val="single" w:sz="4" w:space="0" w:color="BFBFBF"/>
+            </w:tcBorders>
+            <w:shd w:fill="F2F7FB" w:val="clear"/>
+            <w:tcMar>
+              <w:top w:w="50" w:type="dxa"/>
+              <w:bottom w:w="50" w:type="dxa"/>
+              <w:left w:w="100" w:type="dxa"/>
+              <w:right w:w="100" w:type="dxa"/>
+            </w:tcMar>
+          </w:tcPr>
+          <w:p>
+            <w:pPr>
+              <w:pStyle w:val="Compact"/>
+              <w:spacing w:before="20" w:after="20" w:line="280" w:lineRule="exact"/>
+              <w:jc w:val="left"/>
+            </w:pPr>
+            <w:r>
+              <w:rPr>
+                <w:rFonts w:ascii="Arial" w:hAnsi="Arial" w:eastAsia="맑은 고딕"/>
+                <w:color w:val="333333"/>
+                <w:sz w:val="18"/>
+              </w:rPr>
+              <w:t xml:space="preserve">차트/테이블 갱신</w:t>
+            </w:r>
+          </w:p>
+        </w:tc>
+        <w:tc>
+          <w:tcPr>
+            <w:tcBorders>
+              <w:top w:val="single" w:sz="4" w:space="0" w:color="BFBFBF"/>
+              <w:bottom w:val="single" w:sz="4" w:space="0" w:color="BFBFBF"/>
+              <w:left w:val="single" w:sz="4" w:space="0" w:color="BFBFBF"/>
+              <w:right w:val="single" w:sz="4" w:space="0" w:color="BFBFBF"/>
+            </w:tcBorders>
+            <w:shd w:fill="F2F7FB" w:val="clear"/>
+            <w:tcMar>
+              <w:top w:w="50" w:type="dxa"/>
+              <w:bottom w:w="50" w:type="dxa"/>
+              <w:left w:w="100" w:type="dxa"/>
+              <w:right w:w="100" w:type="dxa"/>
+            </w:tcMar>
+          </w:tcPr>
+          <w:p>
+            <w:pPr>
+              <w:pStyle w:val="Compact"/>
+              <w:spacing w:before="20" w:after="20" w:line="280" w:lineRule="exact"/>
+              <w:jc w:val="left"/>
+            </w:pPr>
+            <w:r>
+              <w:rPr>
+                <w:rFonts w:ascii="Arial" w:hAnsi="Arial" w:eastAsia="맑은 고딕"/>
+                <w:color w:val="333333"/>
+                <w:sz w:val="18"/>
+              </w:rPr>
+              <w:t xml:space="preserve">필터 반영</w:t>
+            </w:r>
+          </w:p>
+        </w:tc>
+      </w:tr>
+    </w:tbl>
+    <w:p>
+      <w:r>
+        <w:pict>
+          <v:rect style="width:0;height:1.5pt" o:hralign="center" o:hrstd="t" o:hr="t"/>
+        </w:pict>
+      </w:r>
+    </w:p>
+    <w:p>
+      <w:pPr>
+        <w:pStyle w:val="Heading2"/>
+      </w:pPr>
+      <w:bookmarkStart w:id="29" w:name="개발자용-정책-설명"/>
+      <w:r>
+        <w:t xml:space="preserve">4. 개발자용 정책 설명</w:t>
+      </w:r>
+      <w:bookmarkEnd w:id="29"/>
+    </w:p>
+    <w:p>
+      <w:pPr>
+        <w:pStyle w:val="Heading3"/>
+      </w:pPr>
+      <w:bookmarkStart w:id="30" w:name="트리거-실행-정책"/>
+      <w:r>
+        <w:t xml:space="preserve">4.1. 트리거 실행 정책</w:t>
+      </w:r>
+      <w:bookmarkEnd w:id="30"/>
+    </w:p>
+    <w:p>
+      <w:pPr>
+        <w:pStyle w:val="SourceCode"/>
+      </w:pPr>
+      <w:r>
+        <w:rPr>
+          <w:rStyle w:val="VerbatimChar"/>
+        </w:rPr>
+        <w:t xml:space="preserve">트리거 이벤트: 이벤트 버스(Pub/Sub)로 수신</w:t>
+      </w:r>
+      <w:r>
+        <w:br/>
+      </w:r>
+      <w:r>
+        <w:rPr>
+          <w:rStyle w:val="VerbatimChar"/>
+        </w:rPr>
+        <w:t xml:space="preserve">배포 지연(delayMinutes): 0=즉시, N&gt;0 → 스케줄러 큐에 등록 후 N분 후 실행</w:t>
+      </w:r>
+      <w:r>
+        <w:br/>
+      </w:r>
+      <w:r>
+        <w:rPr>
+          <w:rStyle w:val="VerbatimChar"/>
+        </w:rPr>
+        <w:t xml:space="preserve">실패 시: 재시도 3회 (exponential backoff), 최종 실패 시 캠페인 로그에 기록</w:t>
+      </w:r>
+      <w:r>
+        <w:br/>
+      </w:r>
+      <w:r>
+        <w:rPr>
+          <w:rStyle w:val="VerbatimChar"/>
+        </w:rPr>
+        <w:t xml:space="preserve">동시 트리거: 동일 회원에 대해 동일 캠페인이 중복 트리거되지 않도록 memberId+campaignId 중복 체크</w:t>
+      </w:r>
+    </w:p>
+    <w:p>
+      <w:pPr>
+        <w:pStyle w:val="Heading3"/>
+      </w:pPr>
+      <w:bookmarkStart w:id="31" w:name="캠페인-비활성화-정책"/>
+      <w:r>
+        <w:t xml:space="preserve">4.2. 캠페인 비활성화 정책</w:t>
+      </w:r>
+      <w:bookmarkEnd w:id="31"/>
+    </w:p>
+    <w:p>
+      <w:pPr>
+        <w:pStyle w:val="SourceCode"/>
+      </w:pPr>
+      <w:r>
+        <w:rPr>
+          <w:rStyle w:val="VerbatimChar"/>
+        </w:rPr>
+        <w:t xml:space="preserve">비활성(inactive) 전환 시: 트리거 리스너 해제, 대기 중인 지연 작업 취소</w:t>
+      </w:r>
+      <w:r>
+        <w:br/>
+      </w:r>
+      <w:r>
+        <w:rPr>
+          <w:rStyle w:val="VerbatimChar"/>
+        </w:rPr>
+        <w:t xml:space="preserve">재활성화 시: 트리거 리스너 재등록, 비활성 기간 중 누락된 이벤트는 소급 처리하지 않음</w:t>
       </w:r>
     </w:p>
     <w:sectPr/>
